--- a/JS.docx
+++ b/JS.docx
@@ -7916,30 +7916,322 @@
         </w:rPr>
         <w:t>Lấy giá trị style đã set: VD: element.style.backgroundColor //“red”</w:t>
       </w:r>
+    </w:p>
+    <w:p>
+      <w:pPr>
+        <w:pStyle w:val="ListParagraph"/>
+        <w:ind w:left="1080"/>
+        <w:rPr>
+          <w:rFonts w:ascii="Times New Roman" w:eastAsiaTheme="majorEastAsia" w:hAnsi="Times New Roman" w:cs="Times New Roman"/>
+          <w:sz w:val="32"/>
+          <w:szCs w:val="32"/>
+          <w:lang w:val="vi-VN"/>
+        </w:rPr>
+      </w:pPr>
+      <w:r>
+        <w:rPr>
+          <w:rFonts w:ascii="Times New Roman" w:eastAsiaTheme="majorEastAsia" w:hAnsi="Times New Roman" w:cs="Times New Roman"/>
+          <w:sz w:val="32"/>
+          <w:szCs w:val="32"/>
+          <w:lang w:val="vi-VN"/>
+        </w:rPr>
+        <w:lastRenderedPageBreak/>
+        <w:t>Phân biệt inline style và external CSS: style chỉ thao tác với inline style, nếu muốn thay đổi toàn bộ nên dùng class và CSS external</w:t>
+      </w:r>
+    </w:p>
+    <w:p>
+      <w:pPr>
+        <w:pStyle w:val="ListParagraph"/>
+        <w:numPr>
+          <w:ilvl w:val="0"/>
+          <w:numId w:val="2"/>
+        </w:numPr>
+        <w:rPr>
+          <w:rFonts w:ascii="Times New Roman" w:eastAsiaTheme="majorEastAsia" w:hAnsi="Times New Roman" w:cs="Times New Roman"/>
+          <w:sz w:val="32"/>
+          <w:szCs w:val="32"/>
+          <w:lang w:val="vi-VN"/>
+        </w:rPr>
+      </w:pPr>
+      <w:r>
+        <w:rPr>
+          <w:rFonts w:ascii="Times New Roman" w:eastAsiaTheme="majorEastAsia" w:hAnsi="Times New Roman" w:cs="Times New Roman"/>
+          <w:sz w:val="32"/>
+          <w:szCs w:val="32"/>
+          <w:lang w:val="vi-VN"/>
+        </w:rPr>
+        <w:t>Classlist</w:t>
+      </w:r>
+    </w:p>
+    <w:p>
+      <w:pPr>
+        <w:pStyle w:val="ListParagraph"/>
+        <w:ind w:left="1080"/>
+        <w:rPr>
+          <w:rFonts w:ascii="Times New Roman" w:eastAsiaTheme="majorEastAsia" w:hAnsi="Times New Roman" w:cs="Times New Roman"/>
+          <w:sz w:val="32"/>
+          <w:szCs w:val="32"/>
+          <w:lang w:val="vi-VN"/>
+        </w:rPr>
+      </w:pPr>
+      <w:r>
+        <w:rPr>
+          <w:rFonts w:ascii="Times New Roman" w:eastAsiaTheme="majorEastAsia" w:hAnsi="Times New Roman" w:cs="Times New Roman"/>
+          <w:sz w:val="32"/>
+          <w:szCs w:val="32"/>
+          <w:lang w:val="vi-VN"/>
+        </w:rPr>
+        <w:t>Là 1 thuộc tính của phần tử DOM trong JS, cho phép thao tác trực tiếp với danh sách các class CSS gắn trên phần tử</w:t>
+      </w:r>
+    </w:p>
+    <w:p>
+      <w:pPr>
+        <w:pStyle w:val="ListParagraph"/>
+        <w:ind w:left="1080"/>
+        <w:rPr>
+          <w:rFonts w:ascii="Times New Roman" w:eastAsiaTheme="majorEastAsia" w:hAnsi="Times New Roman" w:cs="Times New Roman"/>
+          <w:color w:val="FF0000"/>
+          <w:sz w:val="32"/>
+          <w:szCs w:val="32"/>
+          <w:lang w:val="vi-VN"/>
+        </w:rPr>
+      </w:pPr>
+      <w:r>
+        <w:rPr>
+          <w:rFonts w:ascii="Times New Roman" w:eastAsiaTheme="majorEastAsia" w:hAnsi="Times New Roman" w:cs="Times New Roman"/>
+          <w:color w:val="FF0000"/>
+          <w:sz w:val="32"/>
+          <w:szCs w:val="32"/>
+          <w:lang w:val="vi-VN"/>
+        </w:rPr>
+        <w:t>Các phương thức</w:t>
+      </w:r>
+    </w:p>
+    <w:p>
+      <w:pPr>
+        <w:pStyle w:val="ListParagraph"/>
+        <w:ind w:left="1080"/>
+        <w:rPr>
+          <w:rFonts w:ascii="Times New Roman" w:eastAsiaTheme="majorEastAsia" w:hAnsi="Times New Roman" w:cs="Times New Roman"/>
+          <w:sz w:val="32"/>
+          <w:szCs w:val="32"/>
+          <w:lang w:val="vi-VN"/>
+        </w:rPr>
+      </w:pPr>
+      <w:r>
+        <w:rPr>
+          <w:rFonts w:ascii="Times New Roman" w:eastAsiaTheme="majorEastAsia" w:hAnsi="Times New Roman" w:cs="Times New Roman"/>
+          <w:sz w:val="32"/>
+          <w:szCs w:val="32"/>
+          <w:lang w:val="vi-VN"/>
+        </w:rPr>
+        <w:t>add(className): thêm 1 hoặc nhiều class mới vào phần tử</w:t>
+      </w:r>
+    </w:p>
+    <w:p>
+      <w:pPr>
+        <w:pStyle w:val="ListParagraph"/>
+        <w:ind w:left="1080"/>
+        <w:rPr>
+          <w:rFonts w:ascii="Times New Roman" w:eastAsiaTheme="majorEastAsia" w:hAnsi="Times New Roman" w:cs="Times New Roman"/>
+          <w:sz w:val="32"/>
+          <w:szCs w:val="32"/>
+          <w:lang w:val="vi-VN"/>
+        </w:rPr>
+      </w:pPr>
+      <w:r>
+        <w:rPr>
+          <w:rFonts w:ascii="Times New Roman" w:eastAsiaTheme="majorEastAsia" w:hAnsi="Times New Roman" w:cs="Times New Roman"/>
+          <w:sz w:val="32"/>
+          <w:szCs w:val="32"/>
+          <w:lang w:val="vi-VN"/>
+        </w:rPr>
+        <w:t>remove(className): xóa 1 hoặc nhiều class khỏi phần tử</w:t>
+      </w:r>
+    </w:p>
+    <w:p>
+      <w:pPr>
+        <w:pStyle w:val="ListParagraph"/>
+        <w:ind w:left="1080"/>
+        <w:rPr>
+          <w:rFonts w:ascii="Times New Roman" w:eastAsiaTheme="majorEastAsia" w:hAnsi="Times New Roman" w:cs="Times New Roman"/>
+          <w:sz w:val="32"/>
+          <w:szCs w:val="32"/>
+          <w:lang w:val="vi-VN"/>
+        </w:rPr>
+      </w:pPr>
+      <w:r>
+        <w:rPr>
+          <w:rFonts w:ascii="Times New Roman" w:eastAsiaTheme="majorEastAsia" w:hAnsi="Times New Roman" w:cs="Times New Roman"/>
+          <w:sz w:val="32"/>
+          <w:szCs w:val="32"/>
+          <w:lang w:val="vi-VN"/>
+        </w:rPr>
+        <w:t>toggle(className): nếu class chưa có thì thêm, nếu đã có thì xóa</w:t>
+      </w:r>
+    </w:p>
+    <w:p>
+      <w:pPr>
+        <w:pStyle w:val="ListParagraph"/>
+        <w:ind w:left="1080"/>
+        <w:rPr>
+          <w:rFonts w:ascii="Times New Roman" w:eastAsiaTheme="majorEastAsia" w:hAnsi="Times New Roman" w:cs="Times New Roman"/>
+          <w:sz w:val="32"/>
+          <w:szCs w:val="32"/>
+          <w:lang w:val="vi-VN"/>
+        </w:rPr>
+      </w:pPr>
+      <w:r>
+        <w:rPr>
+          <w:rFonts w:ascii="Times New Roman" w:eastAsiaTheme="majorEastAsia" w:hAnsi="Times New Roman" w:cs="Times New Roman"/>
+          <w:sz w:val="32"/>
+          <w:szCs w:val="32"/>
+          <w:lang w:val="vi-VN"/>
+        </w:rPr>
+        <w:t>contains(className): kiểm tra xem phần tử có class cụ thể hay không</w:t>
+      </w:r>
+    </w:p>
+    <w:p>
+      <w:pPr>
+        <w:pStyle w:val="ListParagraph"/>
+        <w:ind w:left="1080"/>
+        <w:rPr>
+          <w:rFonts w:ascii="Times New Roman" w:eastAsiaTheme="majorEastAsia" w:hAnsi="Times New Roman" w:cs="Times New Roman"/>
+          <w:sz w:val="32"/>
+          <w:szCs w:val="32"/>
+          <w:lang w:val="vi-VN"/>
+        </w:rPr>
+      </w:pPr>
+      <w:r>
+        <w:rPr>
+          <w:rFonts w:ascii="Times New Roman" w:eastAsiaTheme="majorEastAsia" w:hAnsi="Times New Roman" w:cs="Times New Roman"/>
+          <w:sz w:val="32"/>
+          <w:szCs w:val="32"/>
+          <w:lang w:val="vi-VN"/>
+        </w:rPr>
+        <w:t>replace(oldClass, newClass): thay thế 1 class cũ bằng class mới</w:t>
+      </w:r>
+    </w:p>
+    <w:p>
+      <w:pPr>
+        <w:pStyle w:val="ListParagraph"/>
+        <w:ind w:left="1080"/>
+        <w:rPr>
+          <w:rFonts w:ascii="Times New Roman" w:eastAsiaTheme="majorEastAsia" w:hAnsi="Times New Roman" w:cs="Times New Roman"/>
+          <w:sz w:val="32"/>
+          <w:szCs w:val="32"/>
+          <w:lang w:val="vi-VN"/>
+        </w:rPr>
+      </w:pPr>
+    </w:p>
+    <w:p>
+      <w:pPr>
+        <w:pStyle w:val="ListParagraph"/>
+        <w:ind w:left="1080"/>
+        <w:rPr>
+          <w:rFonts w:ascii="Times New Roman" w:eastAsiaTheme="majorEastAsia" w:hAnsi="Times New Roman" w:cs="Times New Roman"/>
+          <w:sz w:val="32"/>
+          <w:szCs w:val="32"/>
+          <w:lang w:val="vi-VN"/>
+        </w:rPr>
+      </w:pPr>
+      <w:r>
+        <w:rPr>
+          <w:rFonts w:ascii="Times New Roman" w:eastAsiaTheme="majorEastAsia" w:hAnsi="Times New Roman" w:cs="Times New Roman"/>
+          <w:sz w:val="32"/>
+          <w:szCs w:val="32"/>
+          <w:lang w:val="vi-VN"/>
+        </w:rPr>
+        <w:t>event.preventDefault(): ngăn chặn hành vi mặc định của trình duyệt</w:t>
+      </w:r>
+    </w:p>
+    <w:p>
+      <w:pPr>
+        <w:pStyle w:val="ListParagraph"/>
+        <w:ind w:left="1080"/>
+        <w:rPr>
+          <w:rFonts w:ascii="Times New Roman" w:eastAsiaTheme="majorEastAsia" w:hAnsi="Times New Roman" w:cs="Times New Roman"/>
+          <w:sz w:val="32"/>
+          <w:szCs w:val="32"/>
+          <w:lang w:val="vi-VN"/>
+        </w:rPr>
+      </w:pPr>
+      <w:r>
+        <w:rPr>
+          <w:rFonts w:ascii="Times New Roman" w:eastAsiaTheme="majorEastAsia" w:hAnsi="Times New Roman" w:cs="Times New Roman"/>
+          <w:sz w:val="32"/>
+          <w:szCs w:val="32"/>
+          <w:lang w:val="vi-VN"/>
+        </w:rPr>
+        <w:t>event.stopPropagation(): ngăn chặn sự kiện nổi bọt (bubbling) ra các phần tử cha</w:t>
+      </w:r>
+    </w:p>
+    <w:p>
+      <w:pPr>
+        <w:pStyle w:val="ListParagraph"/>
+        <w:ind w:left="1080"/>
+        <w:rPr>
+          <w:rFonts w:ascii="Times New Roman" w:eastAsiaTheme="majorEastAsia" w:hAnsi="Times New Roman" w:cs="Times New Roman"/>
+          <w:color w:val="FF0000"/>
+          <w:sz w:val="32"/>
+          <w:szCs w:val="32"/>
+          <w:lang w:val="vi-VN"/>
+        </w:rPr>
+      </w:pPr>
+      <w:r>
+        <w:rPr>
+          <w:rFonts w:ascii="Times New Roman" w:eastAsiaTheme="majorEastAsia" w:hAnsi="Times New Roman" w:cs="Times New Roman"/>
+          <w:color w:val="FF0000"/>
+          <w:sz w:val="32"/>
+          <w:szCs w:val="32"/>
+          <w:lang w:val="vi-VN"/>
+        </w:rPr>
+        <w:t>Cơ chế bọt</w:t>
+      </w:r>
+    </w:p>
+    <w:p>
+      <w:pPr>
+        <w:pStyle w:val="ListParagraph"/>
+        <w:ind w:left="1080"/>
+        <w:rPr>
+          <w:rFonts w:ascii="Times New Roman" w:eastAsiaTheme="majorEastAsia" w:hAnsi="Times New Roman" w:cs="Times New Roman"/>
+          <w:sz w:val="32"/>
+          <w:szCs w:val="32"/>
+          <w:lang w:val="vi-VN"/>
+        </w:rPr>
+      </w:pPr>
+      <w:r>
+        <w:rPr>
+          <w:rFonts w:ascii="Times New Roman" w:eastAsiaTheme="majorEastAsia" w:hAnsi="Times New Roman" w:cs="Times New Roman"/>
+          <w:sz w:val="32"/>
+          <w:szCs w:val="32"/>
+          <w:lang w:val="vi-VN"/>
+        </w:rPr>
+        <w:t>So sánh sự kiện như bong bóng nước nổi từ phần tử con lên cha</w:t>
+      </w:r>
+    </w:p>
+    <w:p>
+      <w:pPr>
+        <w:pStyle w:val="ListParagraph"/>
+        <w:ind w:left="1080"/>
+        <w:rPr>
+          <w:rFonts w:ascii="Times New Roman" w:eastAsiaTheme="majorEastAsia" w:hAnsi="Times New Roman" w:cs="Times New Roman"/>
+          <w:sz w:val="32"/>
+          <w:szCs w:val="32"/>
+          <w:lang w:val="vi-VN"/>
+        </w:rPr>
+      </w:pPr>
+      <w:r>
+        <w:rPr>
+          <w:rFonts w:ascii="Times New Roman" w:eastAsiaTheme="majorEastAsia" w:hAnsi="Times New Roman" w:cs="Times New Roman"/>
+          <w:sz w:val="32"/>
+          <w:szCs w:val="32"/>
+          <w:lang w:val="vi-VN"/>
+        </w:rPr>
+        <w:t>Nếu ko chặn, sự kiện sẽ tiếp tục lan ra toàn bộ cây DOM</w:t>
+      </w:r>
       <w:bookmarkStart w:id="0" w:name="_GoBack"/>
       <w:bookmarkEnd w:id="0"/>
-    </w:p>
-    <w:p>
-      <w:pPr>
-        <w:pStyle w:val="ListParagraph"/>
-        <w:ind w:left="1080"/>
-        <w:rPr>
-          <w:rFonts w:ascii="Times New Roman" w:eastAsiaTheme="majorEastAsia" w:hAnsi="Times New Roman" w:cs="Times New Roman"/>
-          <w:sz w:val="32"/>
-          <w:szCs w:val="32"/>
-          <w:lang w:val="vi-VN"/>
-        </w:rPr>
-      </w:pPr>
-      <w:r>
-        <w:rPr>
-          <w:rFonts w:ascii="Times New Roman" w:eastAsiaTheme="majorEastAsia" w:hAnsi="Times New Roman" w:cs="Times New Roman"/>
-          <w:sz w:val="32"/>
-          <w:szCs w:val="32"/>
-          <w:lang w:val="vi-VN"/>
-        </w:rPr>
-        <w:lastRenderedPageBreak/>
-        <w:t>Phân biệt inline style và external CSS: style chỉ thao tác với inline style, nếu muốn thay đổi toàn bộ nên dùng class và CSS external</w:t>
-      </w:r>
     </w:p>
     <w:sectPr>
       <w:pgSz w:w="12240" w:h="15840"/>

--- a/JS.docx
+++ b/JS.docx
@@ -8230,10 +8230,219 @@
         </w:rPr>
         <w:t>Nếu ko chặn, sự kiện sẽ tiếp tục lan ra toàn bộ cây DOM</w:t>
       </w:r>
-      <w:bookmarkStart w:id="0" w:name="_GoBack"/>
-      <w:bookmarkEnd w:id="0"/>
+    </w:p>
+    <w:p>
+      <w:pPr>
+        <w:pStyle w:val="ListParagraph"/>
+        <w:numPr>
+          <w:ilvl w:val="0"/>
+          <w:numId w:val="2"/>
+        </w:numPr>
+        <w:rPr>
+          <w:rFonts w:ascii="Times New Roman" w:eastAsiaTheme="majorEastAsia" w:hAnsi="Times New Roman" w:cs="Times New Roman"/>
+          <w:sz w:val="32"/>
+          <w:szCs w:val="32"/>
+          <w:lang w:val="vi-VN"/>
+        </w:rPr>
+      </w:pPr>
+      <w:r>
+        <w:rPr>
+          <w:rFonts w:ascii="Times New Roman" w:eastAsiaTheme="majorEastAsia" w:hAnsi="Times New Roman" w:cs="Times New Roman"/>
+          <w:sz w:val="32"/>
+          <w:szCs w:val="32"/>
+          <w:lang w:val="vi-VN"/>
+        </w:rPr>
+        <w:t>JSON</w:t>
+      </w:r>
+    </w:p>
+    <w:p>
+      <w:pPr>
+        <w:pStyle w:val="ListParagraph"/>
+        <w:ind w:left="1080"/>
+        <w:rPr>
+          <w:rFonts w:ascii="Times New Roman" w:eastAsiaTheme="majorEastAsia" w:hAnsi="Times New Roman" w:cs="Times New Roman"/>
+          <w:sz w:val="32"/>
+          <w:szCs w:val="32"/>
+          <w:lang w:val="vi-VN"/>
+        </w:rPr>
+      </w:pPr>
+      <w:r>
+        <w:rPr>
+          <w:rFonts w:ascii="Times New Roman" w:eastAsiaTheme="majorEastAsia" w:hAnsi="Times New Roman" w:cs="Times New Roman"/>
+          <w:sz w:val="32"/>
+          <w:szCs w:val="32"/>
+          <w:lang w:val="vi-VN"/>
+        </w:rPr>
+        <w:t>Là 1 định dạng dữ liệu nhẹ dễ đọc và dễ ghi thường dùng để trao đổi dữ liệu giữa client và sever</w:t>
+      </w:r>
+    </w:p>
+    <w:p>
+      <w:pPr>
+        <w:pStyle w:val="ListParagraph"/>
+        <w:ind w:left="1080"/>
+        <w:rPr>
+          <w:rFonts w:ascii="Times New Roman" w:eastAsiaTheme="majorEastAsia" w:hAnsi="Times New Roman" w:cs="Times New Roman"/>
+          <w:sz w:val="32"/>
+          <w:szCs w:val="32"/>
+          <w:lang w:val="vi-VN"/>
+        </w:rPr>
+      </w:pPr>
+      <w:r>
+        <w:rPr>
+          <w:rFonts w:ascii="Times New Roman" w:eastAsiaTheme="majorEastAsia" w:hAnsi="Times New Roman" w:cs="Times New Roman"/>
+          <w:sz w:val="32"/>
+          <w:szCs w:val="32"/>
+          <w:lang w:val="vi-VN"/>
+        </w:rPr>
+        <w:t>Cấu trúc</w:t>
+      </w:r>
+    </w:p>
+    <w:p>
+      <w:pPr>
+        <w:pStyle w:val="ListParagraph"/>
+        <w:ind w:left="1080"/>
+        <w:rPr>
+          <w:rFonts w:ascii="Times New Roman" w:eastAsiaTheme="majorEastAsia" w:hAnsi="Times New Roman" w:cs="Times New Roman"/>
+          <w:sz w:val="32"/>
+          <w:szCs w:val="32"/>
+          <w:lang w:val="vi-VN"/>
+        </w:rPr>
+      </w:pPr>
+      <w:r>
+        <w:rPr>
+          <w:rFonts w:ascii="Times New Roman" w:eastAsiaTheme="majorEastAsia" w:hAnsi="Times New Roman" w:cs="Times New Roman"/>
+          <w:sz w:val="32"/>
+          <w:szCs w:val="32"/>
+          <w:lang w:val="vi-VN"/>
+        </w:rPr>
+        <w:t>Dữ liệu được biểu hiện dưới dạng cặp key: value</w:t>
+      </w:r>
+    </w:p>
+    <w:p>
+      <w:pPr>
+        <w:pStyle w:val="ListParagraph"/>
+        <w:ind w:left="1080"/>
+        <w:rPr>
+          <w:rFonts w:ascii="Times New Roman" w:eastAsiaTheme="majorEastAsia" w:hAnsi="Times New Roman" w:cs="Times New Roman"/>
+          <w:sz w:val="32"/>
+          <w:szCs w:val="32"/>
+          <w:lang w:val="vi-VN"/>
+        </w:rPr>
+      </w:pPr>
+      <w:r>
+        <w:rPr>
+          <w:rFonts w:ascii="Times New Roman" w:eastAsiaTheme="majorEastAsia" w:hAnsi="Times New Roman" w:cs="Times New Roman"/>
+          <w:sz w:val="32"/>
+          <w:szCs w:val="32"/>
+          <w:lang w:val="vi-VN"/>
+        </w:rPr>
+        <w:t>Hỗ trợ các dữ liệu cơ bản như số chuỗi, boolean, mảng, object</w:t>
+      </w:r>
+    </w:p>
+    <w:p>
+      <w:pPr>
+        <w:pStyle w:val="ListParagraph"/>
+        <w:numPr>
+          <w:ilvl w:val="0"/>
+          <w:numId w:val="2"/>
+        </w:numPr>
+        <w:rPr>
+          <w:rFonts w:ascii="Times New Roman" w:eastAsiaTheme="majorEastAsia" w:hAnsi="Times New Roman" w:cs="Times New Roman"/>
+          <w:sz w:val="32"/>
+          <w:szCs w:val="32"/>
+          <w:lang w:val="vi-VN"/>
+        </w:rPr>
+      </w:pPr>
+      <w:r>
+        <w:rPr>
+          <w:rFonts w:ascii="Times New Roman" w:eastAsiaTheme="majorEastAsia" w:hAnsi="Times New Roman" w:cs="Times New Roman"/>
+          <w:sz w:val="32"/>
+          <w:szCs w:val="32"/>
+          <w:lang w:val="vi-VN"/>
+        </w:rPr>
+        <w:t>Promise method</w:t>
+      </w:r>
+    </w:p>
+    <w:p>
+      <w:pPr>
+        <w:pStyle w:val="ListParagraph"/>
+        <w:ind w:left="1080"/>
+        <w:rPr>
+          <w:rFonts w:ascii="Times New Roman" w:eastAsiaTheme="majorEastAsia" w:hAnsi="Times New Roman" w:cs="Times New Roman"/>
+          <w:sz w:val="32"/>
+          <w:szCs w:val="32"/>
+          <w:lang w:val="vi-VN"/>
+        </w:rPr>
+      </w:pPr>
+      <w:r>
+        <w:rPr>
+          <w:rFonts w:ascii="Times New Roman" w:eastAsiaTheme="majorEastAsia" w:hAnsi="Times New Roman" w:cs="Times New Roman"/>
+          <w:sz w:val="32"/>
+          <w:szCs w:val="32"/>
+          <w:lang w:val="vi-VN"/>
+        </w:rPr>
+        <w:t>Promise.resolve(): tạo ra 1 promise luôn thành công</w:t>
+      </w:r>
+    </w:p>
+    <w:p>
+      <w:pPr>
+        <w:pStyle w:val="ListParagraph"/>
+        <w:ind w:left="1080"/>
+        <w:rPr>
+          <w:rFonts w:ascii="Times New Roman" w:eastAsiaTheme="majorEastAsia" w:hAnsi="Times New Roman" w:cs="Times New Roman"/>
+          <w:sz w:val="32"/>
+          <w:szCs w:val="32"/>
+          <w:lang w:val="vi-VN"/>
+        </w:rPr>
+      </w:pPr>
+      <w:r>
+        <w:rPr>
+          <w:rFonts w:ascii="Times New Roman" w:eastAsiaTheme="majorEastAsia" w:hAnsi="Times New Roman" w:cs="Times New Roman"/>
+          <w:sz w:val="32"/>
+          <w:szCs w:val="32"/>
+          <w:lang w:val="vi-VN"/>
+        </w:rPr>
+        <w:t>Promise.reject(): tạo ra 1 promise luôn thất bại</w:t>
+      </w:r>
+    </w:p>
+    <w:p>
+      <w:pPr>
+        <w:pStyle w:val="ListParagraph"/>
+        <w:ind w:left="1080"/>
+        <w:rPr>
+          <w:rFonts w:ascii="Times New Roman" w:eastAsiaTheme="majorEastAsia" w:hAnsi="Times New Roman" w:cs="Times New Roman"/>
+          <w:sz w:val="32"/>
+          <w:szCs w:val="32"/>
+          <w:lang w:val="vi-VN"/>
+        </w:rPr>
+      </w:pPr>
+      <w:r>
+        <w:rPr>
+          <w:rFonts w:ascii="Times New Roman" w:eastAsiaTheme="majorEastAsia" w:hAnsi="Times New Roman" w:cs="Times New Roman"/>
+          <w:sz w:val="32"/>
+          <w:szCs w:val="32"/>
+          <w:lang w:val="vi-VN"/>
+        </w:rPr>
+        <w:lastRenderedPageBreak/>
+        <w:t xml:space="preserve">Promise.all(): chạy song song nhiều promise và chỉ trả kết quả khi tất cả đều thành công, nếu 1 promise thất bại thì toàn bộ thất </w:t>
+      </w:r>
+      <w:r>
+        <w:rPr>
+          <w:rFonts w:ascii="Times New Roman" w:eastAsiaTheme="majorEastAsia" w:hAnsi="Times New Roman" w:cs="Times New Roman"/>
+          <w:sz w:val="32"/>
+          <w:szCs w:val="32"/>
+          <w:lang w:val="vi-VN"/>
+        </w:rPr>
+        <w:t xml:space="preserve">bại </w:t>
+      </w:r>
     </w:p>
     <w:sectPr>
+      <w:headerReference w:type="even" r:id="rId7"/>
+      <w:headerReference w:type="default" r:id="rId8"/>
+      <w:footerReference w:type="even" r:id="rId9"/>
+      <w:footerReference w:type="default" r:id="rId10"/>
+      <w:headerReference w:type="first" r:id="rId11"/>
+      <w:footerReference w:type="first" r:id="rId12"/>
       <w:pgSz w:w="12240" w:h="15840"/>
       <w:pgMar w:top="1440" w:right="1440" w:bottom="1440" w:left="1440" w:header="720" w:footer="720" w:gutter="0"/>
       <w:cols w:space="720"/>
@@ -8241,6 +8450,118 @@
     </w:sectPr>
   </w:body>
 </w:document>
+</file>
+
+<file path=word/endnotes.xml><?xml version="1.0" encoding="utf-8"?>
+<w:endnotes xmlns:wpc="http://schemas.microsoft.com/office/word/2010/wordprocessingCanvas" xmlns:cx="http://schemas.microsoft.com/office/drawing/2014/chartex" xmlns:mc="http://schemas.openxmlformats.org/markup-compatibility/2006" xmlns:o="urn:schemas-microsoft-com:office:office" xmlns:r="http://schemas.openxmlformats.org/officeDocument/2006/relationships" xmlns:m="http://schemas.openxmlformats.org/officeDocument/2006/math" xmlns:v="urn:schemas-microsoft-com:vml" xmlns:wp14="http://schemas.microsoft.com/office/word/2010/wordprocessingDrawing" xmlns:wp="http://schemas.openxmlformats.org/drawingml/2006/wordprocessingDrawing" xmlns:w10="urn:schemas-microsoft-com:office:word" xmlns:w="http://schemas.openxmlformats.org/wordprocessingml/2006/main" xmlns:w14="http://schemas.microsoft.com/office/word/2010/wordml" xmlns:w15="http://schemas.microsoft.com/office/word/2012/wordml" xmlns:w16se="http://schemas.microsoft.com/office/word/2015/wordml/symex" xmlns:wpg="http://schemas.microsoft.com/office/word/2010/wordprocessingGroup" xmlns:wpi="http://schemas.microsoft.com/office/word/2010/wordprocessingInk" xmlns:wne="http://schemas.microsoft.com/office/word/2006/wordml" xmlns:wps="http://schemas.microsoft.com/office/word/2010/wordprocessingShape" mc:Ignorable="w14 w15 w16se wp14">
+  <w:endnote w:type="separator" w:id="-1">
+    <w:p>
+      <w:pPr>
+        <w:spacing w:after="0" w:line="240" w:lineRule="auto"/>
+      </w:pPr>
+      <w:r>
+        <w:separator/>
+      </w:r>
+    </w:p>
+  </w:endnote>
+  <w:endnote w:type="continuationSeparator" w:id="0">
+    <w:p>
+      <w:pPr>
+        <w:spacing w:after="0" w:line="240" w:lineRule="auto"/>
+      </w:pPr>
+      <w:r>
+        <w:continuationSeparator/>
+      </w:r>
+    </w:p>
+  </w:endnote>
+</w:endnotes>
+</file>
+
+<file path=word/footer1.xml><?xml version="1.0" encoding="utf-8"?>
+<w:ftr xmlns:wpc="http://schemas.microsoft.com/office/word/2010/wordprocessingCanvas" xmlns:cx="http://schemas.microsoft.com/office/drawing/2014/chartex" xmlns:mc="http://schemas.openxmlformats.org/markup-compatibility/2006" xmlns:o="urn:schemas-microsoft-com:office:office" xmlns:r="http://schemas.openxmlformats.org/officeDocument/2006/relationships" xmlns:m="http://schemas.openxmlformats.org/officeDocument/2006/math" xmlns:v="urn:schemas-microsoft-com:vml" xmlns:wp14="http://schemas.microsoft.com/office/word/2010/wordprocessingDrawing" xmlns:wp="http://schemas.openxmlformats.org/drawingml/2006/wordprocessingDrawing" xmlns:w10="urn:schemas-microsoft-com:office:word" xmlns:w="http://schemas.openxmlformats.org/wordprocessingml/2006/main" xmlns:w14="http://schemas.microsoft.com/office/word/2010/wordml" xmlns:w15="http://schemas.microsoft.com/office/word/2012/wordml" xmlns:w16se="http://schemas.microsoft.com/office/word/2015/wordml/symex" xmlns:wpg="http://schemas.microsoft.com/office/word/2010/wordprocessingGroup" xmlns:wpi="http://schemas.microsoft.com/office/word/2010/wordprocessingInk" xmlns:wne="http://schemas.microsoft.com/office/word/2006/wordml" xmlns:wps="http://schemas.microsoft.com/office/word/2010/wordprocessingShape" mc:Ignorable="w14 w15 w16se wp14">
+  <w:p>
+    <w:pPr>
+      <w:pStyle w:val="Footer"/>
+    </w:pPr>
+  </w:p>
+</w:ftr>
+</file>
+
+<file path=word/footer2.xml><?xml version="1.0" encoding="utf-8"?>
+<w:ftr xmlns:wpc="http://schemas.microsoft.com/office/word/2010/wordprocessingCanvas" xmlns:cx="http://schemas.microsoft.com/office/drawing/2014/chartex" xmlns:mc="http://schemas.openxmlformats.org/markup-compatibility/2006" xmlns:o="urn:schemas-microsoft-com:office:office" xmlns:r="http://schemas.openxmlformats.org/officeDocument/2006/relationships" xmlns:m="http://schemas.openxmlformats.org/officeDocument/2006/math" xmlns:v="urn:schemas-microsoft-com:vml" xmlns:wp14="http://schemas.microsoft.com/office/word/2010/wordprocessingDrawing" xmlns:wp="http://schemas.openxmlformats.org/drawingml/2006/wordprocessingDrawing" xmlns:w10="urn:schemas-microsoft-com:office:word" xmlns:w="http://schemas.openxmlformats.org/wordprocessingml/2006/main" xmlns:w14="http://schemas.microsoft.com/office/word/2010/wordml" xmlns:w15="http://schemas.microsoft.com/office/word/2012/wordml" xmlns:w16se="http://schemas.microsoft.com/office/word/2015/wordml/symex" xmlns:wpg="http://schemas.microsoft.com/office/word/2010/wordprocessingGroup" xmlns:wpi="http://schemas.microsoft.com/office/word/2010/wordprocessingInk" xmlns:wne="http://schemas.microsoft.com/office/word/2006/wordml" xmlns:wps="http://schemas.microsoft.com/office/word/2010/wordprocessingShape" mc:Ignorable="w14 w15 w16se wp14">
+  <w:p>
+    <w:pPr>
+      <w:pStyle w:val="Footer"/>
+    </w:pPr>
+    <w:bookmarkStart w:id="0" w:name="_GoBack"/>
+    <w:bookmarkEnd w:id="0"/>
+  </w:p>
+</w:ftr>
+</file>
+
+<file path=word/footer3.xml><?xml version="1.0" encoding="utf-8"?>
+<w:ftr xmlns:wpc="http://schemas.microsoft.com/office/word/2010/wordprocessingCanvas" xmlns:cx="http://schemas.microsoft.com/office/drawing/2014/chartex" xmlns:mc="http://schemas.openxmlformats.org/markup-compatibility/2006" xmlns:o="urn:schemas-microsoft-com:office:office" xmlns:r="http://schemas.openxmlformats.org/officeDocument/2006/relationships" xmlns:m="http://schemas.openxmlformats.org/officeDocument/2006/math" xmlns:v="urn:schemas-microsoft-com:vml" xmlns:wp14="http://schemas.microsoft.com/office/word/2010/wordprocessingDrawing" xmlns:wp="http://schemas.openxmlformats.org/drawingml/2006/wordprocessingDrawing" xmlns:w10="urn:schemas-microsoft-com:office:word" xmlns:w="http://schemas.openxmlformats.org/wordprocessingml/2006/main" xmlns:w14="http://schemas.microsoft.com/office/word/2010/wordml" xmlns:w15="http://schemas.microsoft.com/office/word/2012/wordml" xmlns:w16se="http://schemas.microsoft.com/office/word/2015/wordml/symex" xmlns:wpg="http://schemas.microsoft.com/office/word/2010/wordprocessingGroup" xmlns:wpi="http://schemas.microsoft.com/office/word/2010/wordprocessingInk" xmlns:wne="http://schemas.microsoft.com/office/word/2006/wordml" xmlns:wps="http://schemas.microsoft.com/office/word/2010/wordprocessingShape" mc:Ignorable="w14 w15 w16se wp14">
+  <w:p>
+    <w:pPr>
+      <w:pStyle w:val="Footer"/>
+    </w:pPr>
+  </w:p>
+</w:ftr>
+</file>
+
+<file path=word/footnotes.xml><?xml version="1.0" encoding="utf-8"?>
+<w:footnotes xmlns:wpc="http://schemas.microsoft.com/office/word/2010/wordprocessingCanvas" xmlns:cx="http://schemas.microsoft.com/office/drawing/2014/chartex" xmlns:mc="http://schemas.openxmlformats.org/markup-compatibility/2006" xmlns:o="urn:schemas-microsoft-com:office:office" xmlns:r="http://schemas.openxmlformats.org/officeDocument/2006/relationships" xmlns:m="http://schemas.openxmlformats.org/officeDocument/2006/math" xmlns:v="urn:schemas-microsoft-com:vml" xmlns:wp14="http://schemas.microsoft.com/office/word/2010/wordprocessingDrawing" xmlns:wp="http://schemas.openxmlformats.org/drawingml/2006/wordprocessingDrawing" xmlns:w10="urn:schemas-microsoft-com:office:word" xmlns:w="http://schemas.openxmlformats.org/wordprocessingml/2006/main" xmlns:w14="http://schemas.microsoft.com/office/word/2010/wordml" xmlns:w15="http://schemas.microsoft.com/office/word/2012/wordml" xmlns:w16se="http://schemas.microsoft.com/office/word/2015/wordml/symex" xmlns:wpg="http://schemas.microsoft.com/office/word/2010/wordprocessingGroup" xmlns:wpi="http://schemas.microsoft.com/office/word/2010/wordprocessingInk" xmlns:wne="http://schemas.microsoft.com/office/word/2006/wordml" xmlns:wps="http://schemas.microsoft.com/office/word/2010/wordprocessingShape" mc:Ignorable="w14 w15 w16se wp14">
+  <w:footnote w:type="separator" w:id="-1">
+    <w:p>
+      <w:pPr>
+        <w:spacing w:after="0" w:line="240" w:lineRule="auto"/>
+      </w:pPr>
+      <w:r>
+        <w:separator/>
+      </w:r>
+    </w:p>
+  </w:footnote>
+  <w:footnote w:type="continuationSeparator" w:id="0">
+    <w:p>
+      <w:pPr>
+        <w:spacing w:after="0" w:line="240" w:lineRule="auto"/>
+      </w:pPr>
+      <w:r>
+        <w:continuationSeparator/>
+      </w:r>
+    </w:p>
+  </w:footnote>
+</w:footnotes>
+</file>
+
+<file path=word/header1.xml><?xml version="1.0" encoding="utf-8"?>
+<w:hdr xmlns:wpc="http://schemas.microsoft.com/office/word/2010/wordprocessingCanvas" xmlns:cx="http://schemas.microsoft.com/office/drawing/2014/chartex" xmlns:mc="http://schemas.openxmlformats.org/markup-compatibility/2006" xmlns:o="urn:schemas-microsoft-com:office:office" xmlns:r="http://schemas.openxmlformats.org/officeDocument/2006/relationships" xmlns:m="http://schemas.openxmlformats.org/officeDocument/2006/math" xmlns:v="urn:schemas-microsoft-com:vml" xmlns:wp14="http://schemas.microsoft.com/office/word/2010/wordprocessingDrawing" xmlns:wp="http://schemas.openxmlformats.org/drawingml/2006/wordprocessingDrawing" xmlns:w10="urn:schemas-microsoft-com:office:word" xmlns:w="http://schemas.openxmlformats.org/wordprocessingml/2006/main" xmlns:w14="http://schemas.microsoft.com/office/word/2010/wordml" xmlns:w15="http://schemas.microsoft.com/office/word/2012/wordml" xmlns:w16se="http://schemas.microsoft.com/office/word/2015/wordml/symex" xmlns:wpg="http://schemas.microsoft.com/office/word/2010/wordprocessingGroup" xmlns:wpi="http://schemas.microsoft.com/office/word/2010/wordprocessingInk" xmlns:wne="http://schemas.microsoft.com/office/word/2006/wordml" xmlns:wps="http://schemas.microsoft.com/office/word/2010/wordprocessingShape" mc:Ignorable="w14 w15 w16se wp14">
+  <w:p>
+    <w:pPr>
+      <w:pStyle w:val="Header"/>
+    </w:pPr>
+  </w:p>
+</w:hdr>
+</file>
+
+<file path=word/header2.xml><?xml version="1.0" encoding="utf-8"?>
+<w:hdr xmlns:wpc="http://schemas.microsoft.com/office/word/2010/wordprocessingCanvas" xmlns:cx="http://schemas.microsoft.com/office/drawing/2014/chartex" xmlns:mc="http://schemas.openxmlformats.org/markup-compatibility/2006" xmlns:o="urn:schemas-microsoft-com:office:office" xmlns:r="http://schemas.openxmlformats.org/officeDocument/2006/relationships" xmlns:m="http://schemas.openxmlformats.org/officeDocument/2006/math" xmlns:v="urn:schemas-microsoft-com:vml" xmlns:wp14="http://schemas.microsoft.com/office/word/2010/wordprocessingDrawing" xmlns:wp="http://schemas.openxmlformats.org/drawingml/2006/wordprocessingDrawing" xmlns:w10="urn:schemas-microsoft-com:office:word" xmlns:w="http://schemas.openxmlformats.org/wordprocessingml/2006/main" xmlns:w14="http://schemas.microsoft.com/office/word/2010/wordml" xmlns:w15="http://schemas.microsoft.com/office/word/2012/wordml" xmlns:w16se="http://schemas.microsoft.com/office/word/2015/wordml/symex" xmlns:wpg="http://schemas.microsoft.com/office/word/2010/wordprocessingGroup" xmlns:wpi="http://schemas.microsoft.com/office/word/2010/wordprocessingInk" xmlns:wne="http://schemas.microsoft.com/office/word/2006/wordml" xmlns:wps="http://schemas.microsoft.com/office/word/2010/wordprocessingShape" mc:Ignorable="w14 w15 w16se wp14">
+  <w:p>
+    <w:pPr>
+      <w:pStyle w:val="Header"/>
+    </w:pPr>
+  </w:p>
+</w:hdr>
+</file>
+
+<file path=word/header3.xml><?xml version="1.0" encoding="utf-8"?>
+<w:hdr xmlns:wpc="http://schemas.microsoft.com/office/word/2010/wordprocessingCanvas" xmlns:cx="http://schemas.microsoft.com/office/drawing/2014/chartex" xmlns:mc="http://schemas.openxmlformats.org/markup-compatibility/2006" xmlns:o="urn:schemas-microsoft-com:office:office" xmlns:r="http://schemas.openxmlformats.org/officeDocument/2006/relationships" xmlns:m="http://schemas.openxmlformats.org/officeDocument/2006/math" xmlns:v="urn:schemas-microsoft-com:vml" xmlns:wp14="http://schemas.microsoft.com/office/word/2010/wordprocessingDrawing" xmlns:wp="http://schemas.openxmlformats.org/drawingml/2006/wordprocessingDrawing" xmlns:w10="urn:schemas-microsoft-com:office:word" xmlns:w="http://schemas.openxmlformats.org/wordprocessingml/2006/main" xmlns:w14="http://schemas.microsoft.com/office/word/2010/wordml" xmlns:w15="http://schemas.microsoft.com/office/word/2012/wordml" xmlns:w16se="http://schemas.microsoft.com/office/word/2015/wordml/symex" xmlns:wpg="http://schemas.microsoft.com/office/word/2010/wordprocessingGroup" xmlns:wpi="http://schemas.microsoft.com/office/word/2010/wordprocessingInk" xmlns:wne="http://schemas.microsoft.com/office/word/2006/wordml" xmlns:wps="http://schemas.microsoft.com/office/word/2010/wordprocessingShape" mc:Ignorable="w14 w15 w16se wp14">
+  <w:p>
+    <w:pPr>
+      <w:pStyle w:val="Header"/>
+    </w:pPr>
+  </w:p>
+</w:hdr>
 </file>
 
 <file path=word/numbering.xml><?xml version="1.0" encoding="utf-8"?>
@@ -8988,6 +9309,50 @@
       <w:contextualSpacing/>
     </w:pPr>
   </w:style>
+  <w:style w:type="paragraph" w:styleId="Header">
+    <w:name w:val="header"/>
+    <w:basedOn w:val="Normal"/>
+    <w:link w:val="HeaderChar"/>
+    <w:uiPriority w:val="99"/>
+    <w:unhideWhenUsed/>
+    <w:rsid w:val="001740CA"/>
+    <w:pPr>
+      <w:tabs>
+        <w:tab w:val="center" w:pos="4680"/>
+        <w:tab w:val="right" w:pos="9360"/>
+      </w:tabs>
+      <w:spacing w:after="0" w:line="240" w:lineRule="auto"/>
+    </w:pPr>
+  </w:style>
+  <w:style w:type="character" w:customStyle="1" w:styleId="HeaderChar">
+    <w:name w:val="Header Char"/>
+    <w:basedOn w:val="DefaultParagraphFont"/>
+    <w:link w:val="Header"/>
+    <w:uiPriority w:val="99"/>
+    <w:rsid w:val="001740CA"/>
+  </w:style>
+  <w:style w:type="paragraph" w:styleId="Footer">
+    <w:name w:val="footer"/>
+    <w:basedOn w:val="Normal"/>
+    <w:link w:val="FooterChar"/>
+    <w:uiPriority w:val="99"/>
+    <w:unhideWhenUsed/>
+    <w:rsid w:val="001740CA"/>
+    <w:pPr>
+      <w:tabs>
+        <w:tab w:val="center" w:pos="4680"/>
+        <w:tab w:val="right" w:pos="9360"/>
+      </w:tabs>
+      <w:spacing w:after="0" w:line="240" w:lineRule="auto"/>
+    </w:pPr>
+  </w:style>
+  <w:style w:type="character" w:customStyle="1" w:styleId="FooterChar">
+    <w:name w:val="Footer Char"/>
+    <w:basedOn w:val="DefaultParagraphFont"/>
+    <w:link w:val="Footer"/>
+    <w:uiPriority w:val="99"/>
+    <w:rsid w:val="001740CA"/>
+  </w:style>
 </w:styles>
 </file>
 
